--- a/a7/build/out/u4/A7 4.02 Multiplying and Dividing in Scientific Notation - Lesson Plan.docx
+++ b/a7/build/out/u4/A7 4.02 Multiplying and Dividing in Scientific Notation - Lesson Plan.docx
@@ -1623,7 +1623,7 @@
                 <w:color w:val="1A1A1A"/>
                 <w:sz w:val="19"/>
               </w:rPr>
-              <w:t>Post the target; say the 'today' line and nothing else yet.</w:t>
+              <w:t>Post the target; say the one line the Teacher's Edition gives for it, and nothing else yet.</w:t>
             </w:r>
           </w:p>
         </w:tc>

--- a/a7/build/out/u4/A7 4.02 Multiplying and Dividing in Scientific Notation - Lesson Plan.docx
+++ b/a7/build/out/u4/A7 4.02 Multiplying and Dividing in Scientific Notation - Lesson Plan.docx
@@ -3661,7 +3661,7 @@
                     <a:graphicData uri="http://schemas.openxmlformats.org/drawingml/2006/picture">
                       <pic:pic>
                         <pic:nvPicPr>
-                          <pic:cNvPr id="0" name="a6b44109ae8c872b.png"/>
+                          <pic:cNvPr id="0" name="396fe8c7094426d7.png"/>
                           <pic:cNvPicPr/>
                         </pic:nvPicPr>
                         <pic:blipFill>
@@ -3712,7 +3712,7 @@
                 <w:color w:val="9E1B32"/>
                 <w:sz w:val="18"/>
               </w:rPr>
-              <w:t>6 × 10</w:t>
+              <w:t>9 × 10</w:t>
             </w:r>
             <w:r>
               <w:rPr>
@@ -3722,7 +3722,7 @@
                 <w:sz w:val="18"/>
                 <w:vertAlign w:val="superscript"/>
               </w:rPr>
-              <w:t>9</w:t>
+              <w:t>11</w:t>
             </w:r>
           </w:p>
         </w:tc>
@@ -3753,7 +3753,7 @@
                 <w:color w:val="1A1A1A"/>
                 <w:sz w:val="18"/>
               </w:rPr>
-              <w:t>6 × 10</w:t>
+              <w:t>9 × 10</w:t>
             </w:r>
             <w:r>
               <w:rPr>
@@ -3763,7 +3763,7 @@
                 <w:sz w:val="18"/>
                 <w:vertAlign w:val="superscript"/>
               </w:rPr>
-              <w:t>20</w:t>
+              <w:t>30</w:t>
             </w:r>
             <w:r>
               <w:rPr>
@@ -3829,7 +3829,7 @@
                 <w:color w:val="1A1A1A"/>
                 <w:sz w:val="18"/>
               </w:rPr>
-              <w:t>]; 5 × 10</w:t>
+              <w:t>]; 6 × 10</w:t>
             </w:r>
             <w:r>
               <w:rPr>
@@ -3839,7 +3839,7 @@
                 <w:sz w:val="18"/>
                 <w:vertAlign w:val="superscript"/>
               </w:rPr>
-              <w:t>9</w:t>
+              <w:t>11</w:t>
             </w:r>
             <w:r>
               <w:rPr>
@@ -4309,7 +4309,7 @@
             <w:r>
               <w:drawing>
                 <wp:inline xmlns:a="http://schemas.openxmlformats.org/drawingml/2006/main" xmlns:pic="http://schemas.openxmlformats.org/drawingml/2006/picture">
-                  <wp:extent cx="518160" cy="256032"/>
+                  <wp:extent cx="475488" cy="252984"/>
                   <wp:docPr id="3" name="Picture 3"/>
                   <wp:cNvGraphicFramePr>
                     <a:graphicFrameLocks noChangeAspect="1"/>
@@ -4318,7 +4318,7 @@
                     <a:graphicData uri="http://schemas.openxmlformats.org/drawingml/2006/picture">
                       <pic:pic>
                         <pic:nvPicPr>
-                          <pic:cNvPr id="0" name="99b98999bb184070.png"/>
+                          <pic:cNvPr id="0" name="87d909b9a09dc88e.png"/>
                           <pic:cNvPicPr/>
                         </pic:nvPicPr>
                         <pic:blipFill>
@@ -4330,7 +4330,7 @@
                         <pic:spPr>
                           <a:xfrm>
                             <a:off x="0" y="0"/>
-                            <a:ext cx="518160" cy="256032"/>
+                            <a:ext cx="475488" cy="252984"/>
                           </a:xfrm>
                           <a:prstGeom prst="rect"/>
                         </pic:spPr>
@@ -4369,7 +4369,7 @@
                 <w:color w:val="9E1B32"/>
                 <w:sz w:val="18"/>
               </w:rPr>
-              <w:t>5.3 × 10</w:t>
+              <w:t>8.2 × 10</w:t>
             </w:r>
             <w:r>
               <w:rPr>
@@ -4379,7 +4379,7 @@
                 <w:sz w:val="18"/>
                 <w:vertAlign w:val="superscript"/>
               </w:rPr>
-              <w:t>-3</w:t>
+              <w:t>-4</w:t>
             </w:r>
           </w:p>
         </w:tc>
@@ -4410,7 +4410,7 @@
                 <w:color w:val="1A1A1A"/>
                 <w:sz w:val="18"/>
               </w:rPr>
-              <w:t>0.53 × 10</w:t>
+              <w:t>0.82 × 10</w:t>
             </w:r>
             <w:r>
               <w:rPr>
@@ -4420,7 +4420,7 @@
                 <w:sz w:val="18"/>
                 <w:vertAlign w:val="superscript"/>
               </w:rPr>
-              <w:t>-2</w:t>
+              <w:t>-3</w:t>
             </w:r>
             <w:r>
               <w:rPr>
@@ -4429,7 +4429,7 @@
                 <w:color w:val="1A1A1A"/>
                 <w:sz w:val="18"/>
               </w:rPr>
-              <w:t xml:space="preserve"> — right value, but 0.53 is not at least 1 [8.NSO.1.5: the coefficient satisfies 1 ≤ a &lt; 10]; 5.3 × 10</w:t>
+              <w:t xml:space="preserve"> — right value, but 0.82 is not at least 1 [8.NSO.1.5: the coefficient satisfies 1 ≤ a &lt; 10]; 8.2 × 10</w:t>
             </w:r>
             <w:r>
               <w:rPr>
@@ -4439,7 +4439,7 @@
                 <w:sz w:val="18"/>
                 <w:vertAlign w:val="superscript"/>
               </w:rPr>
-              <w:t>-1</w:t>
+              <w:t>-3</w:t>
             </w:r>
             <w:r>
               <w:rPr>
@@ -4515,7 +4515,7 @@
                 <w:color w:val="1A1A1A"/>
                 <w:sz w:val="18"/>
               </w:rPr>
-              <w:t>(2 × 10</w:t>
+              <w:t>(4 × 10</w:t>
             </w:r>
             <w:r>
               <w:rPr>
@@ -4525,7 +4525,7 @@
                 <w:sz w:val="18"/>
                 <w:vertAlign w:val="superscript"/>
               </w:rPr>
-              <w:t>4</w:t>
+              <w:t>7</w:t>
             </w:r>
             <w:r>
               <w:rPr>
@@ -4534,7 +4534,7 @@
                 <w:color w:val="1A1A1A"/>
                 <w:sz w:val="18"/>
               </w:rPr>
-              <w:t>)(3 × 10</w:t>
+              <w:t>)(2 × 10</w:t>
             </w:r>
             <w:r>
               <w:rPr>
@@ -4544,7 +4544,7 @@
                 <w:sz w:val="18"/>
                 <w:vertAlign w:val="superscript"/>
               </w:rPr>
-              <w:t>5</w:t>
+              <w:t>9</w:t>
             </w:r>
             <w:r>
               <w:rPr>
@@ -4584,7 +4584,7 @@
                 <w:color w:val="9E1B32"/>
                 <w:sz w:val="18"/>
               </w:rPr>
-              <w:t>C — 6 × 10</w:t>
+              <w:t>C — 8 × 10</w:t>
             </w:r>
             <w:r>
               <w:rPr>
@@ -4594,7 +4594,7 @@
                 <w:sz w:val="18"/>
                 <w:vertAlign w:val="superscript"/>
               </w:rPr>
-              <w:t>9</w:t>
+              <w:t>16</w:t>
             </w:r>
           </w:p>
         </w:tc>
@@ -4625,7 +4625,7 @@
                 <w:color w:val="1A1A1A"/>
                 <w:sz w:val="18"/>
               </w:rPr>
-              <w:t>(A) the exponents were subtracted, 4 − 5 [8.NSO.1.5: multiplication adds the exponents]; (B) the exponents were multiplied [B1G-M 8.NSO.1.5 named misconception: (2 × 10</w:t>
+              <w:t>(A) the exponents were subtracted, 7 − 9 [8.NSO.1.5: multiplication adds the exponents]; (B) the exponents were multiplied [B1G-M 8.NSO.1.5 named misconception: (2 × 10</w:t>
             </w:r>
             <w:r>
               <w:rPr>
@@ -4969,7 +4969,7 @@
                     <a:graphicData uri="http://schemas.openxmlformats.org/drawingml/2006/picture">
                       <pic:pic>
                         <pic:nvPicPr>
-                          <pic:cNvPr id="0" name="84a3fa92ee955616.png"/>
+                          <pic:cNvPr id="0" name="0788098d12b19c99.png"/>
                           <pic:cNvPicPr/>
                         </pic:nvPicPr>
                         <pic:blipFill>
@@ -5030,7 +5030,7 @@
                 <w:sz w:val="18"/>
                 <w:vertAlign w:val="superscript"/>
               </w:rPr>
-              <w:t>12</w:t>
+              <w:t>15</w:t>
             </w:r>
           </w:p>
         </w:tc>
@@ -5071,7 +5071,7 @@
                 <w:sz w:val="18"/>
                 <w:vertAlign w:val="superscript"/>
               </w:rPr>
-              <w:t>4</w:t>
+              <w:t>3</w:t>
             </w:r>
             <w:r>
               <w:rPr>
@@ -5090,7 +5090,7 @@
                 <w:sz w:val="18"/>
                 <w:vertAlign w:val="superscript"/>
               </w:rPr>
-              <w:t>-12</w:t>
+              <w:t>-15</w:t>
             </w:r>
             <w:r>
               <w:rPr>
@@ -5999,7 +5999,7 @@
                 <w:color w:val="1A1A1A"/>
                 <w:sz w:val="21"/>
               </w:rPr>
-              <w:t xml:space="preserve">  Whiteboards and markers. Calculators are allowed on everything; a calculator is the fastest way to settle whether 6 × 10</w:t>
+              <w:t xml:space="preserve">  Whiteboards and markers. Calculators are allowed on everything; a calculator is the fastest way to settle whether 8 × 10</w:t>
             </w:r>
             <w:r>
               <w:rPr>
@@ -6009,7 +6009,7 @@
                 <w:sz w:val="21"/>
                 <w:vertAlign w:val="superscript"/>
               </w:rPr>
-              <w:t>9</w:t>
+              <w:t>16</w:t>
             </w:r>
             <w:r>
               <w:rPr>
@@ -6018,7 +6018,7 @@
                 <w:color w:val="1A1A1A"/>
                 <w:sz w:val="21"/>
               </w:rPr>
-              <w:t xml:space="preserve"> and 6 × 10</w:t>
+              <w:t xml:space="preserve"> and 8 × 10</w:t>
             </w:r>
             <w:r>
               <w:rPr>
@@ -6028,7 +6028,7 @@
                 <w:sz w:val="21"/>
                 <w:vertAlign w:val="superscript"/>
               </w:rPr>
-              <w:t>20</w:t>
+              <w:t>63</w:t>
             </w:r>
             <w:r>
               <w:rPr>

--- a/a7/build/out/u4/A7 4.02 Multiplying and Dividing in Scientific Notation - Lesson Plan.docx
+++ b/a7/build/out/u4/A7 4.02 Multiplying and Dividing in Scientific Notation - Lesson Plan.docx
@@ -5362,7 +5362,7 @@
                 <w:sz w:val="18"/>
                 <w:vertAlign w:val="superscript"/>
               </w:rPr>
-              <w:t>9</w:t>
+              <w:t>11</w:t>
             </w:r>
             <w:r>
               <w:rPr>
@@ -5381,7 +5381,7 @@
                 <w:sz w:val="18"/>
                 <w:vertAlign w:val="superscript"/>
               </w:rPr>
-              <w:t>4</w:t>
+              <w:t>3</w:t>
             </w:r>
             <w:r>
               <w:rPr>
@@ -5400,7 +5400,7 @@
                 <w:sz w:val="18"/>
                 <w:vertAlign w:val="superscript"/>
               </w:rPr>
-              <w:t>5</w:t>
+              <w:t>8</w:t>
             </w:r>
             <w:r>
               <w:rPr>
@@ -5419,7 +5419,7 @@
                 <w:sz w:val="18"/>
                 <w:vertAlign w:val="superscript"/>
               </w:rPr>
-              <w:t>13</w:t>
+              <w:t>14</w:t>
             </w:r>
             <w:r>
               <w:rPr>
@@ -5469,7 +5469,7 @@
                 <w:sz w:val="18"/>
                 <w:vertAlign w:val="superscript"/>
               </w:rPr>
-              <w:t>5</w:t>
+              <w:t>8</w:t>
             </w:r>
           </w:p>
         </w:tc>
@@ -5510,7 +5510,7 @@
                 <w:sz w:val="18"/>
                 <w:vertAlign w:val="superscript"/>
               </w:rPr>
-              <w:t>5</w:t>
+              <w:t>8</w:t>
             </w:r>
             <w:r>
               <w:rPr>
@@ -5899,7 +5899,7 @@
                 <w:sz w:val="21"/>
                 <w:vertAlign w:val="superscript"/>
               </w:rPr>
-              <w:t>5</w:t>
+              <w:t>8</w:t>
             </w:r>
             <w:r>
               <w:rPr>

--- a/a7/build/out/u4/A7 4.02 Multiplying and Dividing in Scientific Notation - Lesson Plan.docx
+++ b/a7/build/out/u4/A7 4.02 Multiplying and Dividing in Scientific Notation - Lesson Plan.docx
@@ -1721,7 +1721,7 @@
                 <w:color w:val="1A1A1A"/>
                 <w:sz w:val="19"/>
               </w:rPr>
-              <w:t>5</w:t>
+              <w:t>6</w:t>
             </w:r>
           </w:p>
         </w:tc>
@@ -1752,7 +1752,7 @@
                 <w:color w:val="1A1A1A"/>
                 <w:sz w:val="19"/>
               </w:rPr>
-              <w:t>Two minutes silent, then reveal. One sentence of reteach per question at most.</w:t>
+              <w:t>Two minutes silent, then reveal. One sentence of reteach per question at most. Then the new words, read once.</w:t>
             </w:r>
           </w:p>
         </w:tc>
@@ -1783,7 +1783,7 @@
                 <w:color w:val="1A1A1A"/>
                 <w:sz w:val="19"/>
               </w:rPr>
-              <w:t>Four retrieval questions, alone, no notes.</w:t>
+              <w:t>Four retrieval questions, alone, no notes. Then copy the new words.</w:t>
             </w:r>
           </w:p>
         </w:tc>
@@ -2495,7 +2495,7 @@
                 <w:color w:val="1A1A1A"/>
                 <w:sz w:val="19"/>
               </w:rPr>
-              <w:t>13</w:t>
+              <w:t>12</w:t>
             </w:r>
           </w:p>
         </w:tc>
@@ -3056,7 +3056,7 @@
                 <w:color w:val="1A1A1A"/>
                 <w:sz w:val="21"/>
               </w:rPr>
-              <w:t xml:space="preserve">  The nine-question whiteboard round (13 minutes) and then the six-question independent set, silent and written.</w:t>
+              <w:t xml:space="preserve">  The nine-question whiteboard round (12 minutes) and then the six-question independent set, silent and written.</w:t>
             </w:r>
           </w:p>
         </w:tc>

--- a/a7/build/out/u4/A7 4.02 Multiplying and Dividing in Scientific Notation - Lesson Plan.docx
+++ b/a7/build/out/u4/A7 4.02 Multiplying and Dividing in Scientific Notation - Lesson Plan.docx
@@ -1881,7 +1881,7 @@
                 <w:color w:val="1A1A1A"/>
                 <w:sz w:val="19"/>
               </w:rPr>
-              <w:t>Teach from the front. Expand once per law; say the OFF line out loud.</w:t>
+              <w:t>Teach from the front; say the OFF line out loud.</w:t>
             </w:r>
           </w:p>
         </w:tc>
@@ -6060,7 +6060,7 @@
                 <w:color w:val="1A1A1A"/>
                 <w:sz w:val="21"/>
               </w:rPr>
-              <w:t xml:space="preserve">  The six-question independent set is worked silently in class; whatever is not finished goes home. IXL, all skills required to a SmartScore of 67, due at the start of the next class: Multiply numbers written in scientific notation — YZU; Divide numbers written in scientific notation — SGT.</w:t>
+              <w:t xml:space="preserve">  The six-question independent set is worked silently in class; whatever is not finished goes home. IXL, all skills required to a SmartScore of 67, due by the Unit 4 test: Multiply numbers written in scientific notation — YZU; Divide numbers written in scientific notation — SGT.</w:t>
             </w:r>
           </w:p>
         </w:tc>

--- a/a7/build/out/u4/A7 4.02 Multiplying and Dividing in Scientific Notation - Lesson Plan.docx
+++ b/a7/build/out/u4/A7 4.02 Multiplying and Dividing in Scientific Notation - Lesson Plan.docx
@@ -1752,7 +1752,7 @@
                 <w:color w:val="1A1A1A"/>
                 <w:sz w:val="19"/>
               </w:rPr>
-              <w:t>Two minutes silent, then reveal. One sentence of reteach per question at most. Then the new words, read once.</w:t>
+              <w:t>Silent, then reveal. One sentence of reteach per question at most. Then the new words, read once.</w:t>
             </w:r>
           </w:p>
         </w:tc>
@@ -1881,7 +1881,7 @@
                 <w:color w:val="1A1A1A"/>
                 <w:sz w:val="19"/>
               </w:rPr>
-              <w:t>Teach from the front; say the OFF line out loud.</w:t>
+              <w:t>Teach from the front; say the off-slide sentence out loud.</w:t>
             </w:r>
           </w:p>
         </w:tc>
@@ -2815,7 +2815,7 @@
                 <w:color w:val="1A1A1A"/>
                 <w:sz w:val="19"/>
               </w:rPr>
-              <w:t>Start the skills; finish tonight.</w:t>
+              <w:t>Start the skills; due by the Unit 4 test.</w:t>
             </w:r>
           </w:p>
         </w:tc>
@@ -3010,7 +3010,7 @@
                 <w:color w:val="1A1A1A"/>
                 <w:sz w:val="21"/>
               </w:rPr>
-              <w:t xml:space="preserve">  The Notes slides and the worked half of each Example: the teacher writes, the class copies, and the OFF line is said out loud rather than printed.</w:t>
+              <w:t xml:space="preserve">  The Notes slides and the worked half of each Example: the teacher writes, the class copies, and the off-slide sentence is said out loud rather than printed.</w:t>
             </w:r>
           </w:p>
           <w:p>
